--- a/00-首页/题组Word/第一轮·竞赛教材版/第一轮原理·6-酸碱理论（教师版）.docx
+++ b/00-首页/题组Word/第一轮·竞赛教材版/第一轮原理·6-酸碱理论（教师版）.docx
@@ -21588,60 +21588,6 @@
           <w:rFonts w:hint="eastAsia" w:ascii="Times New Roman" w:hAnsi="Times New Roman" w:eastAsia="FangSong" w:cs="Times New Roman"/>
         </w:rPr>
         <w:t>届初赛</w:t>
-      </w:r>
-      <w:r>
-        <w:rPr>
-          <w:rFonts w:ascii="Times New Roman" w:hAnsi="Times New Roman" w:eastAsia="Times New Roman" w:cs="Times New Roman"/>
-        </w:rPr>
-        <w:t xml:space="preserve"> </w:t>
-      </w:r>
-      <w:r>
-        <w:rPr>
-          <w:rFonts w:hint="eastAsia" w:ascii="Times New Roman" w:hAnsi="Times New Roman" w:eastAsia="FangSong" w:cs="Times New Roman"/>
-        </w:rPr>
-        <w:t>曾用于</w:t>
-      </w:r>
-      <w:r>
-        <w:rPr>
-          <w:rFonts w:hint="eastAsia" w:ascii="Times New Roman" w:hAnsi="Times New Roman" w:eastAsia="Times New Roman" w:cs="Times New Roman"/>
-        </w:rPr>
-        <w:t>：</w:t>
-      </w:r>
-      <w:r>
-        <w:rPr>
-          <w:rFonts w:hint="eastAsia" w:ascii="Times New Roman" w:hAnsi="Times New Roman" w:eastAsia="FangSong" w:cs="Times New Roman"/>
-        </w:rPr>
-        <w:t>第一轮原理</w:t>
-      </w:r>
-      <w:r>
-        <w:rPr>
-          <w:rFonts w:hint="eastAsia" w:ascii="Times New Roman" w:hAnsi="Times New Roman" w:eastAsia="Times New Roman" w:cs="Times New Roman"/>
-        </w:rPr>
-        <w:t>·6-</w:t>
-      </w:r>
-      <w:r>
-        <w:rPr>
-          <w:rFonts w:hint="eastAsia" w:ascii="Times New Roman" w:hAnsi="Times New Roman" w:eastAsia="FangSong" w:cs="Times New Roman"/>
-        </w:rPr>
-        <w:t>酸碱理论</w:t>
-      </w:r>
-      <w:r>
-        <w:rPr>
-          <w:rFonts w:hint="eastAsia" w:ascii="Times New Roman" w:hAnsi="Times New Roman" w:eastAsia="Times New Roman" w:cs="Times New Roman"/>
-        </w:rPr>
-        <w:t>（</w:t>
-      </w:r>
-      <w:r>
-        <w:rPr>
-          <w:rFonts w:hint="eastAsia" w:ascii="Times New Roman" w:hAnsi="Times New Roman" w:eastAsia="FangSong" w:cs="Times New Roman"/>
-        </w:rPr>
-        <w:t>教师版</w:t>
-      </w:r>
-      <w:r>
-        <w:rPr>
-          <w:rFonts w:hint="eastAsia" w:ascii="Times New Roman" w:hAnsi="Times New Roman" w:eastAsia="Times New Roman" w:cs="Times New Roman"/>
-        </w:rPr>
-        <w:t>）</w:t>
       </w:r>
     </w:p>
     <w:p>
@@ -27691,60 +27637,6 @@
         </w:rPr>
         <w:t>2023</w:t>
       </w:r>
-      <w:r>
-        <w:rPr>
-          <w:rFonts w:ascii="Times New Roman" w:hAnsi="Times New Roman" w:eastAsia="Times New Roman" w:cs="Times New Roman"/>
-        </w:rPr>
-        <w:t xml:space="preserve"> </w:t>
-      </w:r>
-      <w:r>
-        <w:rPr>
-          <w:rFonts w:hint="eastAsia" w:ascii="Times New Roman" w:hAnsi="Times New Roman" w:eastAsia="FangSong" w:cs="Times New Roman"/>
-        </w:rPr>
-        <w:t>曾用于</w:t>
-      </w:r>
-      <w:r>
-        <w:rPr>
-          <w:rFonts w:hint="eastAsia" w:ascii="Times New Roman" w:hAnsi="Times New Roman" w:eastAsia="Times New Roman" w:cs="Times New Roman"/>
-        </w:rPr>
-        <w:t>：</w:t>
-      </w:r>
-      <w:r>
-        <w:rPr>
-          <w:rFonts w:hint="eastAsia" w:ascii="Times New Roman" w:hAnsi="Times New Roman" w:eastAsia="FangSong" w:cs="Times New Roman"/>
-        </w:rPr>
-        <w:t>第一轮原理</w:t>
-      </w:r>
-      <w:r>
-        <w:rPr>
-          <w:rFonts w:hint="eastAsia" w:ascii="Times New Roman" w:hAnsi="Times New Roman" w:eastAsia="Times New Roman" w:cs="Times New Roman"/>
-        </w:rPr>
-        <w:t>·6-</w:t>
-      </w:r>
-      <w:r>
-        <w:rPr>
-          <w:rFonts w:hint="eastAsia" w:ascii="Times New Roman" w:hAnsi="Times New Roman" w:eastAsia="FangSong" w:cs="Times New Roman"/>
-        </w:rPr>
-        <w:t>酸碱理论</w:t>
-      </w:r>
-      <w:r>
-        <w:rPr>
-          <w:rFonts w:hint="eastAsia" w:ascii="Times New Roman" w:hAnsi="Times New Roman" w:eastAsia="Times New Roman" w:cs="Times New Roman"/>
-        </w:rPr>
-        <w:t>（</w:t>
-      </w:r>
-      <w:r>
-        <w:rPr>
-          <w:rFonts w:hint="eastAsia" w:ascii="Times New Roman" w:hAnsi="Times New Roman" w:eastAsia="FangSong" w:cs="Times New Roman"/>
-        </w:rPr>
-        <w:t>教师版</w:t>
-      </w:r>
-      <w:r>
-        <w:rPr>
-          <w:rFonts w:hint="eastAsia" w:ascii="Times New Roman" w:hAnsi="Times New Roman" w:eastAsia="Times New Roman" w:cs="Times New Roman"/>
-        </w:rPr>
-        <w:t>）</w:t>
-      </w:r>
     </w:p>
     <w:p>
       <w:pPr>
@@ -28618,66 +28510,6 @@
           <w:rFonts w:hint="eastAsia" w:ascii="Times New Roman" w:hAnsi="Times New Roman" w:eastAsia="FangSong" w:cs="Times New Roman"/>
         </w:rPr>
         <w:t>届初赛</w:t>
-      </w:r>
-      <w:r>
-        <w:rPr>
-          <w:rFonts w:ascii="Times New Roman" w:hAnsi="Times New Roman" w:eastAsia="Times New Roman" w:cs="Times New Roman"/>
-        </w:rPr>
-        <w:t xml:space="preserve"> </w:t>
-      </w:r>
-      <w:r>
-        <w:rPr>
-          <w:rFonts w:hint="eastAsia" w:ascii="Times New Roman" w:hAnsi="Times New Roman" w:eastAsia="FangSong" w:cs="Times New Roman"/>
-        </w:rPr>
-        <w:t>曾用于</w:t>
-      </w:r>
-      <w:r>
-        <w:rPr>
-          <w:rFonts w:hint="eastAsia" w:ascii="Times New Roman" w:hAnsi="Times New Roman" w:eastAsia="Times New Roman" w:cs="Times New Roman"/>
-        </w:rPr>
-        <w:t>：</w:t>
-      </w:r>
-      <w:r>
-        <w:rPr>
-          <w:rFonts w:hint="eastAsia" w:ascii="Times New Roman" w:hAnsi="Times New Roman" w:eastAsia="FangSong" w:cs="Times New Roman"/>
-        </w:rPr>
-        <w:t>化学原理阶段测试卷</w:t>
-      </w:r>
-      <w:r>
-        <w:rPr>
-          <w:rFonts w:hint="eastAsia" w:ascii="Times New Roman" w:hAnsi="Times New Roman" w:eastAsia="Times New Roman" w:cs="Times New Roman"/>
-        </w:rPr>
-        <w:t>,</w:t>
-      </w:r>
-      <w:r>
-        <w:rPr>
-          <w:rFonts w:ascii="Times New Roman" w:hAnsi="Times New Roman" w:eastAsia="Times New Roman" w:cs="Times New Roman"/>
-        </w:rPr>
-        <w:t xml:space="preserve"> </w:t>
-      </w:r>
-      <w:r>
-        <w:rPr>
-          <w:rFonts w:hint="eastAsia" w:ascii="Times New Roman" w:hAnsi="Times New Roman" w:eastAsia="FangSong" w:cs="Times New Roman"/>
-        </w:rPr>
-        <w:t>第一轮综合卷</w:t>
-      </w:r>
-      <w:r>
-        <w:rPr>
-          <w:rFonts w:hint="eastAsia" w:ascii="Times New Roman" w:hAnsi="Times New Roman" w:eastAsia="Times New Roman" w:cs="Times New Roman"/>
-        </w:rPr>
-        <w:t>11（</w:t>
-      </w:r>
-      <w:r>
-        <w:rPr>
-          <w:rFonts w:hint="eastAsia" w:ascii="Times New Roman" w:hAnsi="Times New Roman" w:eastAsia="FangSong" w:cs="Times New Roman"/>
-        </w:rPr>
-        <w:t>教师版</w:t>
-      </w:r>
-      <w:r>
-        <w:rPr>
-          <w:rFonts w:hint="eastAsia" w:ascii="Times New Roman" w:hAnsi="Times New Roman" w:eastAsia="Times New Roman" w:cs="Times New Roman"/>
-        </w:rPr>
-        <w:t>）</w:t>
       </w:r>
     </w:p>
     <w:p>
@@ -32871,36 +32703,6 @@
         </w:rPr>
         <w:t>一分册能力测试</w:t>
       </w:r>
-      <w:r>
-        <w:rPr>
-          <w:rFonts w:ascii="Times New Roman" w:hAnsi="Times New Roman" w:eastAsia="Times New Roman" w:cs="Times New Roman"/>
-        </w:rPr>
-        <w:t xml:space="preserve"> </w:t>
-      </w:r>
-      <w:r>
-        <w:rPr>
-          <w:rFonts w:hint="eastAsia" w:ascii="Times New Roman" w:hAnsi="Times New Roman" w:eastAsia="FangSong" w:cs="Times New Roman"/>
-        </w:rPr>
-        <w:t>曾用于</w:t>
-      </w:r>
-      <w:r>
-        <w:rPr>
-          <w:rFonts w:hint="eastAsia" w:ascii="Times New Roman" w:hAnsi="Times New Roman" w:eastAsia="Times New Roman" w:cs="Times New Roman"/>
-        </w:rPr>
-        <w:t>：</w:t>
-      </w:r>
-      <w:r>
-        <w:rPr>
-          <w:rFonts w:hint="eastAsia" w:ascii="Times New Roman" w:hAnsi="Times New Roman" w:eastAsia="FangSong" w:cs="Times New Roman"/>
-        </w:rPr>
-        <w:t>综合模拟卷</w:t>
-      </w:r>
-      <w:r>
-        <w:rPr>
-          <w:rFonts w:hint="eastAsia" w:ascii="Times New Roman" w:hAnsi="Times New Roman" w:eastAsia="Times New Roman" w:cs="Times New Roman"/>
-        </w:rPr>
-        <w:t>VI</w:t>
-      </w:r>
     </w:p>
     <w:p>
       <w:pPr>
@@ -35627,60 +35429,6 @@
           <w:rFonts w:hint="eastAsia" w:ascii="Times New Roman" w:hAnsi="Times New Roman" w:eastAsia="FangSong" w:cs="Times New Roman"/>
         </w:rPr>
         <w:t>化学能力测试</w:t>
-      </w:r>
-      <w:r>
-        <w:rPr>
-          <w:rFonts w:ascii="Times New Roman" w:hAnsi="Times New Roman" w:eastAsia="Times New Roman" w:cs="Times New Roman"/>
-        </w:rPr>
-        <w:t xml:space="preserve"> </w:t>
-      </w:r>
-      <w:r>
-        <w:rPr>
-          <w:rFonts w:hint="eastAsia" w:ascii="Times New Roman" w:hAnsi="Times New Roman" w:eastAsia="FangSong" w:cs="Times New Roman"/>
-        </w:rPr>
-        <w:t>曾用于</w:t>
-      </w:r>
-      <w:r>
-        <w:rPr>
-          <w:rFonts w:hint="eastAsia" w:ascii="Times New Roman" w:hAnsi="Times New Roman" w:eastAsia="Times New Roman" w:cs="Times New Roman"/>
-        </w:rPr>
-        <w:t>：</w:t>
-      </w:r>
-      <w:r>
-        <w:rPr>
-          <w:rFonts w:hint="eastAsia" w:ascii="Times New Roman" w:hAnsi="Times New Roman" w:eastAsia="FangSong" w:cs="Times New Roman"/>
-        </w:rPr>
-        <w:t>第一轮原理</w:t>
-      </w:r>
-      <w:r>
-        <w:rPr>
-          <w:rFonts w:hint="eastAsia" w:ascii="Times New Roman" w:hAnsi="Times New Roman" w:eastAsia="Times New Roman" w:cs="Times New Roman"/>
-        </w:rPr>
-        <w:t>·6-</w:t>
-      </w:r>
-      <w:r>
-        <w:rPr>
-          <w:rFonts w:hint="eastAsia" w:ascii="Times New Roman" w:hAnsi="Times New Roman" w:eastAsia="FangSong" w:cs="Times New Roman"/>
-        </w:rPr>
-        <w:t>酸碱理论</w:t>
-      </w:r>
-      <w:r>
-        <w:rPr>
-          <w:rFonts w:hint="eastAsia" w:ascii="Times New Roman" w:hAnsi="Times New Roman" w:eastAsia="Times New Roman" w:cs="Times New Roman"/>
-        </w:rPr>
-        <w:t>（</w:t>
-      </w:r>
-      <w:r>
-        <w:rPr>
-          <w:rFonts w:hint="eastAsia" w:ascii="Times New Roman" w:hAnsi="Times New Roman" w:eastAsia="FangSong" w:cs="Times New Roman"/>
-        </w:rPr>
-        <w:t>教师版</w:t>
-      </w:r>
-      <w:r>
-        <w:rPr>
-          <w:rFonts w:hint="eastAsia" w:ascii="Times New Roman" w:hAnsi="Times New Roman" w:eastAsia="Times New Roman" w:cs="Times New Roman"/>
-        </w:rPr>
-        <w:t>）</w:t>
       </w:r>
     </w:p>
     <w:p>
@@ -37537,60 +37285,6 @@
           <w:rFonts w:hint="eastAsia" w:ascii="Times New Roman" w:hAnsi="Times New Roman" w:eastAsia="FangSong" w:cs="Times New Roman"/>
         </w:rPr>
         <w:t>化学能力测试</w:t>
-      </w:r>
-      <w:r>
-        <w:rPr>
-          <w:rFonts w:ascii="Times New Roman" w:hAnsi="Times New Roman" w:eastAsia="Times New Roman" w:cs="Times New Roman"/>
-        </w:rPr>
-        <w:t xml:space="preserve"> </w:t>
-      </w:r>
-      <w:r>
-        <w:rPr>
-          <w:rFonts w:hint="eastAsia" w:ascii="Times New Roman" w:hAnsi="Times New Roman" w:eastAsia="FangSong" w:cs="Times New Roman"/>
-        </w:rPr>
-        <w:t>曾用于</w:t>
-      </w:r>
-      <w:r>
-        <w:rPr>
-          <w:rFonts w:hint="eastAsia" w:ascii="Times New Roman" w:hAnsi="Times New Roman" w:eastAsia="Times New Roman" w:cs="Times New Roman"/>
-        </w:rPr>
-        <w:t>：</w:t>
-      </w:r>
-      <w:r>
-        <w:rPr>
-          <w:rFonts w:hint="eastAsia" w:ascii="Times New Roman" w:hAnsi="Times New Roman" w:eastAsia="FangSong" w:cs="Times New Roman"/>
-        </w:rPr>
-        <w:t>第一轮原理</w:t>
-      </w:r>
-      <w:r>
-        <w:rPr>
-          <w:rFonts w:hint="eastAsia" w:ascii="Times New Roman" w:hAnsi="Times New Roman" w:eastAsia="Times New Roman" w:cs="Times New Roman"/>
-        </w:rPr>
-        <w:t>·6-</w:t>
-      </w:r>
-      <w:r>
-        <w:rPr>
-          <w:rFonts w:hint="eastAsia" w:ascii="Times New Roman" w:hAnsi="Times New Roman" w:eastAsia="FangSong" w:cs="Times New Roman"/>
-        </w:rPr>
-        <w:t>酸碱理论</w:t>
-      </w:r>
-      <w:r>
-        <w:rPr>
-          <w:rFonts w:hint="eastAsia" w:ascii="Times New Roman" w:hAnsi="Times New Roman" w:eastAsia="Times New Roman" w:cs="Times New Roman"/>
-        </w:rPr>
-        <w:t>（</w:t>
-      </w:r>
-      <w:r>
-        <w:rPr>
-          <w:rFonts w:hint="eastAsia" w:ascii="Times New Roman" w:hAnsi="Times New Roman" w:eastAsia="FangSong" w:cs="Times New Roman"/>
-        </w:rPr>
-        <w:t>教师版</w:t>
-      </w:r>
-      <w:r>
-        <w:rPr>
-          <w:rFonts w:hint="eastAsia" w:ascii="Times New Roman" w:hAnsi="Times New Roman" w:eastAsia="Times New Roman" w:cs="Times New Roman"/>
-        </w:rPr>
-        <w:t>）</w:t>
       </w:r>
     </w:p>
     <w:p>
